--- a/docs/pack-commercial/NOTE-STRATEGIE-TARIFAIRE.docx
+++ b/docs/pack-commercial/NOTE-STRATEGIE-TARIFAIRE.docx
@@ -88,7 +88,7 @@
           <w:sz w:val="20"/>
           <w:szCs w:val="20"/>
         </w:rPr>
-        <w:t>Secrétaire indépendante en France : 20 à 35 € / h en débutant, 35 à 50 € / h avec spécialisation ; forfaits mensuels courants de 500 à 800 € pour ~20 h par mois (sources : Plateya, KMF Services, 2025-2026).</w:t>
+        <w:t>Chargé de mission indépendante en France : 20 à 35 € / h en débutant, 35 à 50 € / h avec spécialisation ; forfaits mensuels courants de 500 à 800 € pour ~20 h par mois (sources : Plateya, KMF Services, 2025-2026).</w:t>
       </w:r>
     </w:p>
     <w:p>
@@ -273,7 +273,7 @@
                 <w:sz w:val="19"/>
                 <w:szCs w:val="19"/>
               </w:rPr>
-              <w:t xml:space="preserve">STARTER</w:t>
+              <w:t>ADHÉSION SERVICE PLUS</w:t>
             </w:r>
           </w:p>
         </w:tc>
@@ -308,7 +308,7 @@
                 <w:sz w:val="19"/>
                 <w:szCs w:val="19"/>
               </w:rPr>
-              <w:t xml:space="preserve">CONFORT</w:t>
+              <w:t>ADHÉSION SERVICE PREMIUM</w:t>
             </w:r>
           </w:p>
         </w:tc>
@@ -343,7 +343,7 @@
                 <w:sz w:val="19"/>
                 <w:szCs w:val="19"/>
               </w:rPr>
-              <w:t xml:space="preserve">SÉRÉNITÉ</w:t>
+              <w:t>ADHÉSION SERVICE ULTIMATE</w:t>
             </w:r>
           </w:p>
         </w:tc>
@@ -897,7 +897,7 @@
           <w:sz w:val="20"/>
           <w:szCs w:val="20"/>
         </w:rPr>
-        <w:t>Rémunération collaborateur : taux horaire fixe de 17 € HT par heure de forfait (point de départ, négociable), soit 170 € (Starter), 340 € (Confort), 680 € (Sérénité) par garage et par mois — indépendant du prix vendu et des remises commerciales. Repère marché : 20 à 35 € / h pour une indépendante qui doit trouver, facturer et relancer ses clients ; ici les garages sont apportés signés, l'outil et la formation sont fournis, le paiement est garanti chaque mois.</w:t>
+        <w:t>Rémunération collaborateur : taux horaire fixe de 17 € HT par heure de forfait (point de départ, négociable), soit 170 € (Adhésion Service Plus), 340 € (Adhésion Service Premium), 680 € (Adhésion Service Ultimate) par garage et par mois — indépendant du prix vendu et des remises commerciales. Repère marché : 20 à 35 € / h pour une indépendante qui doit trouver, facturer et relancer ses clients ; ici les garages sont apportés signés, l'outil et la formation sont fournis, le paiement est garanti chaque mois.</w:t>
       </w:r>
     </w:p>
     <w:p>
@@ -916,7 +916,7 @@
           <w:sz w:val="20"/>
           <w:szCs w:val="20"/>
         </w:rPr>
-        <w:t>Marge brute IDEA FORMA : ≈ 54 € (Essentiel), ≈ 295 € (Starter), ≈ 495 € (Confort), ≈ 865 € (Sérénité) par garage et par mois, après secrétaire à 17 € / h et coûts techniques (~25 € / garage).</w:t>
+        <w:t>Marge brute IDEA FORMA : ≈ 54 € (Essentiel), ≈ 295 € (Adhésion Service Plus), ≈ 495 € (Adhésion Service Premium), ≈ 865 € (Adhésion Service Ultimate) par garage et par mois, après chargé de mission à 17 € / h et coûts techniques (~25 € / garage).</w:t>
       </w:r>
     </w:p>
     <w:p>
@@ -935,7 +935,7 @@
           <w:sz w:val="20"/>
           <w:szCs w:val="20"/>
         </w:rPr>
-        <w:t xml:space="preserve">Coûts fixes (~270 € / mois) couverts dès le 1er garage en formule Confort.</w:t>
+        <w:t>Coûts fixes (~270 € / mois) couverts dès le 1er garage en formule Adhésion Service Premium.</w:t>
       </w:r>
     </w:p>
     <w:p>
@@ -993,7 +993,7 @@
           <w:sz w:val="20"/>
           <w:szCs w:val="20"/>
         </w:rPr>
-        <w:t>À 3 garages Confort suivis (≈ 60 h / mois) : ≈ 1 020 € de revenu mensuel, ≈ 780 € net avant impôt (micro-entrepreneur).</w:t>
+        <w:t>À 3 garages Adhésion Service Premium suivis (≈ 60 h / mois) : ≈ 1 020 € de revenu mensuel, ≈ 780 € net avant impôt (micro-entrepreneur).</w:t>
       </w:r>
     </w:p>
     <w:p>
@@ -1012,7 +1012,7 @@
           <w:sz w:val="20"/>
           <w:szCs w:val="20"/>
         </w:rPr>
-        <w:t>À 7 garages Confort (≈ 140 h / mois, temps plein) : ≈ 2 380 € de revenu mensuel, ≈ 1 830 € net avant impôt — sans prospection à faire : IDEA FORMA apporte les clients, l'outil et la formation. Le taux est négociable à l'expérience.</w:t>
+        <w:t>À 7 garages Adhésion Service Premium (≈ 140 h / mois, temps plein) : ≈ 2 380 € de revenu mensuel, ≈ 1 830 € net avant impôt — sans prospection à faire : IDEA FORMA apporte les clients, l'outil et la formation. Le taux est négociable à l'expérience.</w:t>
       </w:r>
     </w:p>
     <w:p>
@@ -1108,7 +1108,7 @@
           <w:sz w:val="20"/>
           <w:szCs w:val="20"/>
         </w:rPr>
-        <w:t xml:space="preserve">L'activité de secrétariat externalisé est distincte de la formation (NAF 8559A) : vérifier avec le comptable que l'objet social / la déclaration d'activité couvre bien cette prestation.</w:t>
+        <w:t>L'activité de Adhésion Service est distincte de la formation (NAF 8559A) : vérifier avec le comptable que l'objet social / la déclaration d'activité couvre bien cette prestation.</w:t>
       </w:r>
     </w:p>
     <w:p>
@@ -1149,6 +1149,8 @@
     <w:sectPr>
       <w:headerReference w:type="default" r:id="rId7"/>
       <w:footerReference w:type="default" r:id="rId8"/>
+      <w:headerReference w:type="first" r:id="rId10"/>
+      <w:footerReference w:type="first" r:id="rId11"/>
       <w:pgSz w:w="11906" w:h="16838" w:orient="portrait"/>
       <w:pgMar w:top="1000" w:right="1000" w:bottom="900" w:left="1000" w:header="708" w:footer="708" w:gutter="0"/>
       <w:pgNumType/>
@@ -1250,6 +1252,16 @@
       <w:fldChar w:fldCharType="separate"/>
       <w:fldChar w:fldCharType="end"/>
     </w:r>
+  </w:p>
+</w:ftr>
+</file>
+
+<file path=word/footer2.xml><?xml version="1.0" encoding="utf-8"?>
+<w:ftr xmlns:m="http://schemas.openxmlformats.org/officeDocument/2006/math" xmlns:mc="http://schemas.openxmlformats.org/markup-compatibility/2006" xmlns:mo="http://schemas.microsoft.com/office/mac/office/2008/main" xmlns:mv="urn:schemas-microsoft-com:mac:vml" xmlns:o="urn:schemas-microsoft-com:office:office" xmlns:r="http://schemas.openxmlformats.org/officeDocument/2006/relationships" xmlns:v="urn:schemas-microsoft-com:vml" xmlns:w10="urn:schemas-microsoft-com:office:word" xmlns:w14="http://schemas.microsoft.com/office/word/2010/wordml" xmlns:w="http://schemas.openxmlformats.org/wordprocessingml/2006/main" xmlns:wne="http://schemas.microsoft.com/office/word/2006/wordml" xmlns:wp14="http://schemas.microsoft.com/office/word/2010/wordprocessingDrawing" xmlns:wp="http://schemas.openxmlformats.org/drawingml/2006/wordprocessingDrawing" xmlns:wpc="http://schemas.microsoft.com/office/word/2010/wordprocessingCanvas" xmlns:wpg="http://schemas.microsoft.com/office/word/2010/wordprocessingGroup" xmlns:wpi="http://schemas.microsoft.com/office/word/2010/wordprocessingInk" xmlns:wps="http://schemas.microsoft.com/office/word/2010/wordprocessingShape" mc:Ignorable="w14 wp14">
+  <w:p>
+    <w:pPr>
+      <w:pStyle w:val="Footer"/>
+    </w:pPr>
   </w:p>
 </w:ftr>
 </file>
@@ -1456,6 +1468,16 @@
         <w:bottom w:val="single" w:color="7C3AED" w:sz="8" w:space="1"/>
       </w:pBdr>
       <w:spacing w:after="0" w:before="60"/>
+    </w:pPr>
+  </w:p>
+</w:hdr>
+</file>
+
+<file path=word/header2.xml><?xml version="1.0" encoding="utf-8"?>
+<w:hdr xmlns:m="http://schemas.openxmlformats.org/officeDocument/2006/math" xmlns:mc="http://schemas.openxmlformats.org/markup-compatibility/2006" xmlns:mo="http://schemas.microsoft.com/office/mac/office/2008/main" xmlns:mv="urn:schemas-microsoft-com:mac:vml" xmlns:o="urn:schemas-microsoft-com:office:office" xmlns:r="http://schemas.openxmlformats.org/officeDocument/2006/relationships" xmlns:v="urn:schemas-microsoft-com:vml" xmlns:w10="urn:schemas-microsoft-com:office:word" xmlns:w14="http://schemas.microsoft.com/office/word/2010/wordml" xmlns:w="http://schemas.openxmlformats.org/wordprocessingml/2006/main" xmlns:wne="http://schemas.microsoft.com/office/word/2006/wordml" xmlns:wp14="http://schemas.microsoft.com/office/word/2010/wordprocessingDrawing" xmlns:wp="http://schemas.openxmlformats.org/drawingml/2006/wordprocessingDrawing" xmlns:wpc="http://schemas.microsoft.com/office/word/2010/wordprocessingCanvas" xmlns:wpg="http://schemas.microsoft.com/office/word/2010/wordprocessingGroup" xmlns:wpi="http://schemas.microsoft.com/office/word/2010/wordprocessingInk" xmlns:wps="http://schemas.microsoft.com/office/word/2010/wordprocessingShape" mc:Ignorable="w14 wp14">
+  <w:p>
+    <w:pPr>
+      <w:pStyle w:val="Header"/>
     </w:pPr>
   </w:p>
 </w:hdr>

--- a/docs/pack-commercial/NOTE-STRATEGIE-TARIFAIRE.docx
+++ b/docs/pack-commercial/NOTE-STRATEGIE-TARIFAIRE.docx
@@ -49,7 +49,7 @@
           <w:sz w:val="16"/>
           <w:szCs w:val="16"/>
         </w:rPr>
-        <w:t xml:space="preserve">Résumé des chiffres du classeur « IDEAFORMA_modele_rentabilite.xlsx ». Toutes les hypothèses y sont modifiables (cellules jaunes).</w:t>
+        <w:t xml:space="preserve">Résumé des chiffres du classeur « MYEASYAUTO_modele_rentabilite.xlsx ». Toutes les hypothèses y sont modifiables (cellules jaunes).</w:t>
       </w:r>
     </w:p>
     <w:p>
@@ -88,7 +88,7 @@
           <w:sz w:val="20"/>
           <w:szCs w:val="20"/>
         </w:rPr>
-        <w:t>Chargé de mission indépendante en France : 20 à 35 € / h en débutant, 35 à 50 € / h avec spécialisation ; forfaits mensuels courants de 500 à 800 € pour ~20 h par mois (sources : Plateya, KMF Services, 2025-2026).</w:t>
+        <w:t xml:space="preserve">Assistance administrative indépendante en France (référence de marché) : 20 à 35 € / h en débutant, 35 à 50 € / h avec spécialisation ; forfaits mensuels courants de 500 à 800 € pour ~20 h par mois (sources : Plateya, KMF Services, 2025-2026).</w:t>
       </w:r>
     </w:p>
     <w:p>
@@ -916,7 +916,7 @@
           <w:sz w:val="20"/>
           <w:szCs w:val="20"/>
         </w:rPr>
-        <w:t>Marge brute IDEA FORMA : ≈ 54 € (Essentiel), ≈ 295 € (Adhésion Service Plus), ≈ 495 € (Adhésion Service Premium), ≈ 865 € (Adhésion Service Ultimate) par garage et par mois, après chargé de mission à 17 € / h et coûts techniques (~25 € / garage).</w:t>
+        <w:t xml:space="preserve">Marge brute MY EASY AUTO : ≈ 54 € (Essentiel), ≈ 295 € (Adhésion Service Plus), ≈ 495 € (Adhésion Service Premium), ≈ 865 € (Adhésion Service Ultimate) par garage et par mois, après chargé de mission à 17 € / h et coûts techniques (~25 € / garage).</w:t>
       </w:r>
     </w:p>
     <w:p>
@@ -935,7 +935,7 @@
           <w:sz w:val="20"/>
           <w:szCs w:val="20"/>
         </w:rPr>
-        <w:t>Coûts fixes (~270 € / mois) couverts dès le 1er garage en formule Adhésion Service Premium.</w:t>
+        <w:t xml:space="preserve">Coûts fixes (~270 € / mois) couverts dès le 1er garage en formul'Adhésion Service Premium.</w:t>
       </w:r>
     </w:p>
     <w:p>
@@ -993,7 +993,7 @@
           <w:sz w:val="20"/>
           <w:szCs w:val="20"/>
         </w:rPr>
-        <w:t>À 3 garages Adhésion Service Premium suivis (≈ 60 h / mois) : ≈ 1 020 € de revenu mensuel, ≈ 780 € net avant impôt (micro-entrepreneur).</w:t>
+        <w:t xml:space="preserve">À 3 garages Adhésion Service Premium suivis (≈ 60 h / mois) : ≈ 1 020 € de revenu mensuel, ≈ 755 € net avant impôt (micro-entrepreneur).</w:t>
       </w:r>
     </w:p>
     <w:p>
@@ -1012,7 +1012,7 @@
           <w:sz w:val="20"/>
           <w:szCs w:val="20"/>
         </w:rPr>
-        <w:t>À 7 garages Adhésion Service Premium (≈ 140 h / mois, temps plein) : ≈ 2 380 € de revenu mensuel, ≈ 1 830 € net avant impôt — sans prospection à faire : IDEA FORMA apporte les clients, l'outil et la formation. Le taux est négociable à l'expérience.</w:t>
+        <w:t xml:space="preserve">À 7 garages Adhésion Service Premium (≈ 140 h / mois, temps plein) : ≈ 2 380 € de revenu mensuel, ≈ 1 755 € net avant impôt — sans prospection à faire : MY EASY AUTO apporte les clients, l'outil et la formation. Le taux est négociable à l'expérience.</w:t>
       </w:r>
     </w:p>
     <w:p>
@@ -1031,7 +1031,7 @@
           <w:sz w:val="20"/>
           <w:szCs w:val="20"/>
         </w:rPr>
-        <w:t>Le taux horaire fixe se justifie ainsi : IDEA FORMA finance l'appli, l'acquisition client (commerciaux), la formation et assume la relation commerciale ; le collaborateur exécute et fidélise, sans aucun risque commercial. Un taux fixe est aussi plus lisible qu'un pourcentage et ne subit pas les remises.</w:t>
+        <w:t xml:space="preserve">Le taux horaire fixe se justifie ainsi : MY EASY AUTO finance l'appli, l'acquisition client (commerciaux), la formation et assume la relation commerciale ; le collaborateur exécute et fidélise, sans aucun risque commercial. Un taux fixe est aussi plus lisible qu'un pourcentage et ne subit pas les remises.</w:t>
       </w:r>
     </w:p>
     <w:p>
@@ -1089,7 +1089,7 @@
           <w:sz w:val="20"/>
           <w:szCs w:val="20"/>
         </w:rPr>
-        <w:t xml:space="preserve">TVA : la grille est exprimée en HT ; vérifier le régime de TVA d'IDEA FORMA (franchise 293 B ou TVA 20 %) avant les premiers devis.</w:t>
+        <w:t xml:space="preserve">TVA : la grille est exprimée en HT ; TVA 20 % en sus des prix HT (le garage récupère la TVA).</w:t>
       </w:r>
     </w:p>
     <w:p>
@@ -1108,7 +1108,7 @@
           <w:sz w:val="20"/>
           <w:szCs w:val="20"/>
         </w:rPr>
-        <w:t>L'activité de Adhésion Service est distincte de la formation (NAF 8559A) : vérifier avec le comptable que l'objet social / la déclaration d'activité couvre bien cette prestation.</w:t>
+        <w:t xml:space="preserve">L'Adhésion Service et l'édition du logiciel sont distinctes de la formation : vérifier que l'objet social et le code NAF de l'éditeur couvrent ces prestations : vérifier avec le comptable que l'objet social / la déclaration d'activité couvre bien cette prestation.</w:t>
       </w:r>
     </w:p>
     <w:p>
@@ -1127,7 +1127,7 @@
           <w:sz w:val="20"/>
           <w:szCs w:val="20"/>
         </w:rPr>
-        <w:t xml:space="preserve">RGPD : IDEA FORMA traite des données de clients des garages → prévoir l'accord de sous-traitance (art. 28) inclus au contrat collaborateur, et un registre des traitements.</w:t>
+        <w:t xml:space="preserve">RGPD : MY EASY AUTO traite des données de clients des garages → prévoir l'accord de sous-traitance (art. 28) inclus au contrat collaborateur, et un registre des traitements.</w:t>
       </w:r>
     </w:p>
     <w:p>
@@ -1217,7 +1217,7 @@
         <w:sz w:val="14"/>
         <w:szCs w:val="14"/>
       </w:rPr>
-      <w:t xml:space="preserve">IDEA FORMA — 144 Avenue Charles de Gaulle, 92200 Neuilly-sur-Seine — SIRET 993 125 335 00014 — NAF 8559A — contact.ideaforma@gmail.com   ·   Page </w:t>
+      <w:t xml:space="preserve">MY EASY AUTO — 144 Avenue Charles de Gaulle, 92200 Neuilly-sur-Seine — SIRET 993 125 335 00014 — NAF 8559A — contact@myeasyauto.fr   ·   Page </w:t>
     </w:r>
     <w:r>
       <w:rPr>
@@ -1413,7 +1413,7 @@
               <w:sz w:val="16"/>
               <w:szCs w:val="16"/>
             </w:rPr>
-            <w:t xml:space="preserve">Document interne IDEA FORMA</w:t>
+            <w:t xml:space="preserve">Document interne MY EASY AUTO</w:t>
           </w:r>
         </w:p>
       </w:tc>
@@ -1441,7 +1441,7 @@
               <w:sz w:val="18"/>
               <w:szCs w:val="18"/>
             </w:rPr>
-            <w:t xml:space="preserve">IDEA FORMA</w:t>
+            <w:t xml:space="preserve">MY EASY AUTO</w:t>
           </w:r>
         </w:p>
         <w:p>
@@ -1456,7 +1456,7 @@
               <w:sz w:val="14"/>
               <w:szCs w:val="14"/>
             </w:rPr>
-            <w:t xml:space="preserve">contact.ideaforma@gmail.com</w:t>
+            <w:t xml:space="preserve">contact@myeasyauto.fr</w:t>
           </w:r>
         </w:p>
       </w:tc>
